--- a/games/peril-to-profit-story-atlas/exports/handouts/mechanics/long-rest.docx
+++ b/games/peril-to-profit-story-atlas/exports/handouts/mechanics/long-rest.docx
@@ -23,7 +23,7 @@
         <w:pStyle w:val="Normal"/>
       </w:pPr>
       <w:r>
-        <w:t xml:space="preserve">A deeper downtime recovery and reset structure used when the story has enough time.</w:t>
+        <w:t xml:space="preserve">Extended downtime recovery; the GM gains 1d4 plus the number of PCs in Fear and may advance a long-term countdown.</w:t>
       </w:r>
     </w:p>
     <w:p>
@@ -39,7 +39,7 @@
         <w:pStyle w:val="Normal"/>
       </w:pPr>
       <w:r>
-        <w:t xml:space="preserve">A deeper downtime recovery and reset structure used when the story has enough time.</w:t>
+        <w:t xml:space="preserve">Extended downtime recovery; the GM gains 1d4 plus the number of PCs in Fear and may advance a long-term countdown.</w:t>
       </w:r>
     </w:p>
     <w:p>
@@ -55,7 +55,7 @@
         <w:pStyle w:val="Normal"/>
       </w:pPr>
       <w:r>
-        <w:t xml:space="preserve">Long Rest: A deeper downtime recovery and reset structure used when the story has enough time.</w:t>
+        <w:t xml:space="preserve">Long Rest: Extended downtime recovery; the GM gains 1d4 plus the number of PCs in Fear and may advance a long-term countdown.</w:t>
       </w:r>
     </w:p>
     <w:p>
@@ -95,7 +95,7 @@
         <w:pStyle w:val="Normal"/>
       </w:pPr>
       <w:r>
-        <w:t xml:space="preserve">Not during immediate danger. Use short rest inside the one-shot; save long rest for between-session recovery or continuation play.</w:t>
+        <w:t xml:space="preserve">Not during immediate danger. Use short rest inside the one-shot; save long rest for continuation play and long-term pressure.</w:t>
       </w:r>
     </w:p>
     <w:p>
@@ -119,7 +119,7 @@
         <w:pStyle w:val="Normal"/>
       </w:pPr>
       <w:r>
-        <w:t xml:space="preserve">Build 2026-06-23T21:40:58 | Content hash 49cbcf53df348014 | Source hash dac3370046ed077140fab2d6</w:t>
+        <w:t xml:space="preserve">Build 2026-07-05T12:33:16 | Content hash 2b1de26053bbda27 | Source hash 6753a06c32e5dca07a19eb73</w:t>
       </w:r>
     </w:p>
     <w:sectPr/>
